--- a/references/Enterprise_Trading_Platform_Project_India.docx
+++ b/references/Enterprise_Trading_Platform_Project_India.docx
@@ -542,7 +542,7 @@
           <w:sz w:val="21"/>
           <w:szCs w:val="21"/>
         </w:rPr>
-        <w:t>Component 8: Extension Microservice (Team's Choice)</w:t>
+        <w:t>Component 8: Extension Modules (Four Mandatory)</w:t>
       </w:r>
     </w:p>
     <w:p>
@@ -1149,7 +1149,7 @@
                 <w:sz w:val="20"/>
                 <w:szCs w:val="20"/>
               </w:rPr>
-              <w:t>Enterprise Financial Services Application (Microservices)</w:t>
+              <w:t>Enterprise Financial Services Application (Layered Services)</w:t>
             </w:r>
           </w:p>
         </w:tc>
@@ -2429,7 +2429,7 @@
                 <w:sz w:val="20"/>
                 <w:szCs w:val="20"/>
               </w:rPr>
-              <w:t>Extension microservice</w:t>
+              <w:t>Extension modules</w:t>
             </w:r>
           </w:p>
         </w:tc>
@@ -2459,7 +2459,7 @@
                 <w:sz w:val="20"/>
                 <w:szCs w:val="20"/>
               </w:rPr>
-              <w:t>Team-selected capability</w:t>
+              <w:t>Four integrated capabilities</w:t>
             </w:r>
           </w:p>
         </w:tc>
@@ -2990,7 +2990,7 @@
       </w:r>
       <w:proofErr w:type="spellEnd"/>
       <w:r>
-        <w:t xml:space="preserve"> specification (place and cancel orders, order history) plus a provided basic Portfolio REST API (positions, balances, priced against live market data); DTO validation</w:t>
+        <w:t xml:space="preserve"> specification (place and cancel orders, order history, plus account and portfolio reads giving positions and balances priced against live market data); DTO validation</w:t>
       </w:r>
     </w:p>
     <w:p>
@@ -3070,7 +3070,7 @@
         <w:spacing w:after="50" w:line="282" w:lineRule="auto"/>
       </w:pPr>
       <w:r>
-        <w:t>Kafka topics, producers and consumers moving trade events between services; a Trade Executor consumes trade events and executes asynchronously via the provided Broker Simulator API</w:t>
+        <w:t>Kafka topics, producers and consumers moving trade events between services; a team-built Trade Executor consumes trade events, prices each fill against a live quote and settles it in one transaction</w:t>
       </w:r>
     </w:p>
     <w:p>
@@ -4336,7 +4336,7 @@
                 <w:sz w:val="20"/>
                 <w:szCs w:val="20"/>
               </w:rPr>
-              <w:t>Extension Microservice</w:t>
+              <w:t>Extension Modules</w:t>
             </w:r>
           </w:p>
         </w:tc>
@@ -4685,7 +4685,7 @@
                 <w:sz w:val="20"/>
                 <w:szCs w:val="20"/>
               </w:rPr>
-              <w:t>Git, GitHub, Pull Requests, GitHub Actions</w:t>
+              <w:t>Git, GitHub, Pull Requests, branch-per-story review</w:t>
             </w:r>
           </w:p>
         </w:tc>
@@ -5310,7 +5310,7 @@
                 <w:sz w:val="20"/>
                 <w:szCs w:val="20"/>
               </w:rPr>
-              <w:t>AWS (S3, CloudFront, IAM), AWS CLI, GitHub Actions</w:t>
+              <w:t>AWS (S3, CloudFront, IAM), AWS CLI, deployment script</w:t>
             </w:r>
           </w:p>
         </w:tc>
@@ -6487,7 +6487,7 @@
                 <w:sz w:val="20"/>
                 <w:szCs w:val="20"/>
               </w:rPr>
-              <w:t>Snowflake</w:t>
+              <w:t>DuckDB</w:t>
             </w:r>
           </w:p>
         </w:tc>
@@ -7480,7 +7480,7 @@
       </w:r>
       <w:proofErr w:type="gramEnd"/>
       <w:r>
-        <w:t xml:space="preserve"> calls two Java / Spring Boot services: a Trade REST API that holds the core trading logic (place and cancel orders, order validation against rules and risk, order history) and a Portfolio REST API that tracks portfolio, positions and balances priced against live market data. </w:t>
+        <w:t xml:space="preserve"> calls one Java / Spring Boot service: a Trade REST API that holds the core trading logic (place and cancel orders, order validation against rules and risk, order history) and serves the account and portfolio reads that give positions and balances priced against live market data. It also hosts the four extension modules added in Sprint 10. </w:t>
       </w:r>
       <w:r>
         <w:t xml:space="preserve">Teams design and implement both services, which persist to Postgres via </w:t>
@@ -7505,7 +7505,7 @@
       </w:r>
       <w:proofErr w:type="spellEnd"/>
       <w:r>
-        <w:t xml:space="preserve"> auth service issues and validates JWTs to secure those calls, with OAuth2-style login that is MFA-ready and role-based access control. Trade events flow over a Kafka event bus to downstream consumers and a batch ETL pipeline feeding analytics. A Trade Executor consumes trade events from Kafka and interacts asynchronously with a provided Broker Simulator API to execute trades. Two external services are provided: a Live Pricing API supplies market data and a Broker Simulator API simulates asynchronous trade execution. Security is enforced at every boundary (TLS 1.2+ in transit, signed JWT and RBAC, input validation and risk checks, </w:t>
+        <w:t xml:space="preserve"> auth service issues and validates JWTs to secure those calls, with OAuth2-style login that is MFA-ready and role-based access control. Trade events flow over a Kafka event bus to downstream consumers and a batch ETL pipeline feeding analytics. A Trade Executor built by the team consumes trade events from Kafka, prices each fill against a live quote and settles it. One external service is provided: a Live Pricing API supplies market data. There is no broker simulator and there will not be one; the team builds the execution venue. Security is enforced at every boundary (TLS 1.2+ in transit, signed JWT and RBAC, input validation and risk checks, </w:t>
       </w:r>
       <w:proofErr w:type="spellStart"/>
       <w:r>
@@ -7513,7 +7513,7 @@
       </w:r>
       <w:proofErr w:type="spellEnd"/>
       <w:r>
-        <w:t xml:space="preserve"> SQL with least-privilege roles, and Kafka TLS, SASL and ACLs with a full audit trail). Teams add one or more optional microservices to extend the platform.</w:t>
+        <w:t xml:space="preserve"> SQL with least-privilege roles, and Kafka TLS, SASL and ACLs with a full audit trail). Teams add four mandatory extension modules inside the Trade REST API; no extension adds a container or a port of its own.</w:t>
       </w:r>
     </w:p>
     <w:p>
@@ -7908,7 +7908,7 @@
                 <w:sz w:val="20"/>
                 <w:szCs w:val="20"/>
               </w:rPr>
-              <w:t>Spring Boot Trade &amp; Portfolio REST APIs (Sprint 6)</w:t>
+              <w:t>Spring Boot Trade REST API (Sprint 6)</w:t>
             </w:r>
           </w:p>
         </w:tc>
@@ -8223,7 +8223,7 @@
                 <w:sz w:val="20"/>
                 <w:szCs w:val="20"/>
               </w:rPr>
-              <w:t>Consumes trade events; executes asynchronously via the provided Broker Simulator API</w:t>
+              <w:t>Consumes trade events; prices each fill against a live quote and settles it in one transaction</w:t>
             </w:r>
           </w:p>
         </w:tc>
@@ -8383,7 +8383,7 @@
                 <w:sz w:val="20"/>
                 <w:szCs w:val="20"/>
               </w:rPr>
-              <w:t>Python ETL + Snowflake (Sprint 4 &amp; 7)</w:t>
+              <w:t>Python ETL + DuckDB (Sprint 4 &amp; 7)</w:t>
             </w:r>
           </w:p>
         </w:tc>
@@ -8478,7 +8478,7 @@
                 <w:sz w:val="20"/>
                 <w:szCs w:val="20"/>
               </w:rPr>
-              <w:t xml:space="preserve">Live Pricing API &amp; Broker Simulator </w:t>
+              <w:t xml:space="preserve">Live Pricing API (Fauxnance) </w:t>
             </w:r>
             <w:r>
               <w:rPr>
@@ -8515,7 +8515,7 @@
                 <w:sz w:val="20"/>
                 <w:szCs w:val="20"/>
               </w:rPr>
-              <w:t>Market prices for instruments; asynchronous trade execution</w:t>
+              <w:t>Market prices for instruments: candles, quotes and batch quotes</w:t>
             </w:r>
           </w:p>
         </w:tc>
@@ -8610,7 +8610,7 @@
                 <w:sz w:val="20"/>
                 <w:szCs w:val="20"/>
               </w:rPr>
-              <w:t>Branching, PR review, CI</w:t>
+              <w:t>Branching, PR review, short-lived branches</w:t>
             </w:r>
           </w:p>
         </w:tc>
@@ -8633,7 +8633,7 @@
           <w:sz w:val="26"/>
           <w:szCs w:val="26"/>
         </w:rPr>
-        <w:t>5.2 Extension Microservices</w:t>
+        <w:t>5.2 Extension Modules</w:t>
       </w:r>
     </w:p>
     <w:tbl>
@@ -8752,7 +8752,7 @@
                 <w:sz w:val="20"/>
                 <w:szCs w:val="20"/>
               </w:rPr>
-              <w:t>Portfolio &amp; P&amp;L service</w:t>
+              <w:t>Portfolio &amp; P&amp;L</w:t>
             </w:r>
           </w:p>
         </w:tc>
@@ -8817,7 +8817,7 @@
                 <w:sz w:val="20"/>
                 <w:szCs w:val="20"/>
               </w:rPr>
-              <w:t>Trade advice &amp; signals</w:t>
+              <w:t>Trade advice &amp; signals (stretch)</w:t>
             </w:r>
           </w:p>
         </w:tc>
@@ -8882,7 +8882,7 @@
                 <w:sz w:val="20"/>
                 <w:szCs w:val="20"/>
               </w:rPr>
-              <w:t>Automated strategy execution</w:t>
+              <w:t>Automated strategy execution (stretch)</w:t>
             </w:r>
           </w:p>
         </w:tc>
@@ -9130,7 +9130,7 @@
         <w:spacing w:line="288" w:lineRule="auto"/>
       </w:pPr>
       <w:r>
-        <w:t xml:space="preserve">Teams select one or more extensions to make their build distinctive. </w:t>
+        <w:t xml:space="preserve">All four of Portfolio &amp; P&amp;L, Customer Preferences, Customer Notifications, and Watchlists &amp; Price Alerts are mandatory. Trade advice &amp; signals and Automated strategy execution are stretch goals, available only once all four are finished. </w:t>
       </w:r>
       <w:r>
         <w:rPr>
@@ -23595,7 +23595,7 @@
           <w:sz w:val="30"/>
           <w:szCs w:val="30"/>
         </w:rPr>
-        <w:t>Component 8: Extension Microservice (Team's Choice)</w:t>
+        <w:t>Component 8: Extension Modules (Four Mandatory)</w:t>
       </w:r>
     </w:p>
     <w:p>
@@ -23824,7 +23824,7 @@
                 <w:sz w:val="20"/>
                 <w:szCs w:val="20"/>
               </w:rPr>
-              <w:t>Team-selected extension microservice</w:t>
+              <w:t>Four mandatory modules inside the Trade REST API</w:t>
             </w:r>
           </w:p>
         </w:tc>
@@ -23889,7 +23889,7 @@
                 <w:sz w:val="20"/>
                 <w:szCs w:val="20"/>
               </w:rPr>
-              <w:t>Team's choice, integrated with the platform</w:t>
+              <w:t>Java / Spring Boot modules inside the Trade REST API</w:t>
             </w:r>
           </w:p>
         </w:tc>
@@ -24107,7 +24107,7 @@
                 <w:sz w:val="20"/>
                 <w:szCs w:val="20"/>
               </w:rPr>
-              <w:t>Portfolio &amp; P&amp;L service</w:t>
+              <w:t>Portfolio &amp; P&amp;L</w:t>
             </w:r>
           </w:p>
         </w:tc>
@@ -24204,7 +24204,7 @@
                 <w:sz w:val="20"/>
                 <w:szCs w:val="20"/>
               </w:rPr>
-              <w:t>Trade advice &amp; signals</w:t>
+              <w:t>Trade advice &amp; signals (stretch)</w:t>
             </w:r>
           </w:p>
         </w:tc>
@@ -24269,7 +24269,7 @@
                 <w:sz w:val="20"/>
                 <w:szCs w:val="20"/>
               </w:rPr>
-              <w:t>Automated strategy execution</w:t>
+              <w:t>Automated strategy execution (stretch)</w:t>
             </w:r>
           </w:p>
         </w:tc>
@@ -24905,7 +24905,7 @@
                 <w:sz w:val="20"/>
                 <w:szCs w:val="20"/>
               </w:rPr>
-              <w:t>Develop the chosen microservice</w:t>
+              <w:t>Develop the four extension modules</w:t>
             </w:r>
           </w:p>
         </w:tc>
@@ -26118,7 +26118,7 @@
                 <w:sz w:val="20"/>
                 <w:szCs w:val="20"/>
               </w:rPr>
-              <w:t>AWS (S3 + CloudFront, IAM), AWS CLI, GitHub Actions</w:t>
+              <w:t>AWS (S3 + CloudFront, IAM), AWS CLI, deployment script</w:t>
             </w:r>
           </w:p>
         </w:tc>
@@ -27508,7 +27508,7 @@
                 <w:sz w:val="20"/>
                 <w:szCs w:val="20"/>
               </w:rPr>
-              <w:t>Repeatable deployment script / Action</w:t>
+              <w:t>Repeatable deployment script</w:t>
             </w:r>
           </w:p>
         </w:tc>
@@ -29129,7 +29129,7 @@
                 <w:sz w:val="20"/>
                 <w:szCs w:val="20"/>
               </w:rPr>
-              <w:t>Python / Snowflake</w:t>
+              <w:t>Python / DuckDB</w:t>
             </w:r>
           </w:p>
         </w:tc>
@@ -29281,7 +29281,7 @@
                 <w:sz w:val="20"/>
                 <w:szCs w:val="20"/>
               </w:rPr>
-              <w:t>Execute trades asynchronously via the provided Broker Simulator API</w:t>
+              <w:t>Execute trades asynchronously in the team-built Trade Executor</w:t>
             </w:r>
             <w:r>
               <w:rPr>
@@ -35349,7 +35349,7 @@
                 <w:sz w:val="20"/>
                 <w:szCs w:val="20"/>
               </w:rPr>
-              <w:t>Team-selected microservice</w:t>
+              <w:t>Four extension modules</w:t>
             </w:r>
           </w:p>
         </w:tc>

--- a/references/Enterprise_Trading_Platform_Project_India.docx
+++ b/references/Enterprise_Trading_Platform_Project_India.docx
@@ -7483,7 +7483,7 @@
         <w:t xml:space="preserve"> calls one Java / Spring Boot service: a Trade REST API that holds the core trading logic (place and cancel orders, order validation against rules and risk, order history) and serves the account and portfolio reads that give positions and balances priced against live market data. It also hosts the four extension modules added in Sprint 10. </w:t>
       </w:r>
       <w:r>
-        <w:t xml:space="preserve">Teams design and implement both services, which persist to Postgres via </w:t>
+        <w:t xml:space="preserve">Teams design and implement that service, which persists to Postgres via </w:t>
       </w:r>
       <w:proofErr w:type="spellStart"/>
       <w:r>

--- a/references/Enterprise_Trading_Platform_Project_India.docx
+++ b/references/Enterprise_Trading_Platform_Project_India.docx
@@ -10948,7 +10948,7 @@
                 <w:sz w:val="20"/>
                 <w:szCs w:val="20"/>
               </w:rPr>
-              <w:t>Feature branch merged to develop</w:t>
+              <w:t>Feature branch merged to the team's main branch</w:t>
             </w:r>
           </w:p>
         </w:tc>
@@ -13208,7 +13208,7 @@
                 <w:sz w:val="20"/>
                 <w:szCs w:val="20"/>
               </w:rPr>
-              <w:t>Feature branch merged to develop</w:t>
+              <w:t>Feature branch merged to the team's main branch</w:t>
             </w:r>
           </w:p>
         </w:tc>
@@ -15175,7 +15175,7 @@
                 <w:sz w:val="20"/>
                 <w:szCs w:val="20"/>
               </w:rPr>
-              <w:t>Feature branch merged to develop</w:t>
+              <w:t>Feature branch merged to the team's main branch</w:t>
             </w:r>
           </w:p>
         </w:tc>
@@ -17359,7 +17359,7 @@
                 <w:sz w:val="20"/>
                 <w:szCs w:val="20"/>
               </w:rPr>
-              <w:t>Feature branch merged to develop</w:t>
+              <w:t>Feature branch merged to the team's main branch</w:t>
             </w:r>
           </w:p>
         </w:tc>
@@ -19243,7 +19243,7 @@
                 <w:sz w:val="20"/>
                 <w:szCs w:val="20"/>
               </w:rPr>
-              <w:t>Feature branch merged to develop</w:t>
+              <w:t>Feature branch merged to the team's main branch</w:t>
             </w:r>
           </w:p>
         </w:tc>
@@ -21460,7 +21460,7 @@
                 <w:sz w:val="20"/>
                 <w:szCs w:val="20"/>
               </w:rPr>
-              <w:t>Feature branch merged to develop</w:t>
+              <w:t>Feature branch merged to the team's main branch</w:t>
             </w:r>
           </w:p>
         </w:tc>
@@ -23562,7 +23562,7 @@
                 <w:sz w:val="20"/>
                 <w:szCs w:val="20"/>
               </w:rPr>
-              <w:t>Feature branch merged to develop</w:t>
+              <w:t>Feature branch merged to the team's main branch</w:t>
             </w:r>
           </w:p>
         </w:tc>
@@ -24234,7 +24234,7 @@
                 <w:sz w:val="20"/>
                 <w:szCs w:val="20"/>
               </w:rPr>
-              <w:t>Research-driven BUY / SELL / HOLD signals against holdings and watchlist, with the reasoning behind each. Builds on: market &amp; price data (S4) and the Portfolio service; analytics layer.</w:t>
+              <w:t>Research-driven BUY / SELL / HOLD signals against holdings and watchlist, with the reasoning behind each. Builds on: market &amp; price data (S4) and the Portfolio &amp; P&amp;L moduleervice; analytics layer.</w:t>
             </w:r>
           </w:p>
         </w:tc>
@@ -24445,7 +24445,7 @@
                 <w:sz w:val="20"/>
                 <w:szCs w:val="20"/>
               </w:rPr>
-              <w:t>Watchlists with price or volatility thresholds that trigger real-time alerts. Builds on: real-time price stream (S7, Kafka) and the Notifications service.</w:t>
+              <w:t>Watchlists with price or volatility thresholds that trigger real-time alerts. Builds on: real-time price stream (S7, Kafka) and the Notifications module.</w:t>
             </w:r>
           </w:p>
         </w:tc>
@@ -24783,7 +24783,7 @@
                 <w:sz w:val="20"/>
                 <w:szCs w:val="20"/>
               </w:rPr>
-              <w:t>Confirm extension and integration plan</w:t>
+              <w:t>Confirm the four modules and the integration plan</w:t>
             </w:r>
           </w:p>
         </w:tc>
@@ -25149,7 +25149,7 @@
                 <w:sz w:val="20"/>
                 <w:szCs w:val="20"/>
               </w:rPr>
-              <w:t>Apply OWASP principles to the new service</w:t>
+              <w:t>Apply OWASP principles to the new modules</w:t>
             </w:r>
           </w:p>
         </w:tc>
@@ -25565,7 +25565,7 @@
                 <w:sz w:val="20"/>
                 <w:szCs w:val="20"/>
               </w:rPr>
-              <w:t>Working Extension</w:t>
+              <w:t>Working Extensions</w:t>
             </w:r>
           </w:p>
         </w:tc>
@@ -25595,7 +25595,7 @@
                 <w:sz w:val="20"/>
                 <w:szCs w:val="20"/>
               </w:rPr>
-              <w:t>Chosen service integrated end-to-end</w:t>
+              <w:t>Four modules integrated end-to-end</w:t>
             </w:r>
           </w:p>
         </w:tc>
@@ -25790,7 +25790,7 @@
                 <w:sz w:val="20"/>
                 <w:szCs w:val="20"/>
               </w:rPr>
-              <w:t>Feature branch merged to develop</w:t>
+              <w:t>Feature branch merged to the team's main branch</w:t>
             </w:r>
           </w:p>
         </w:tc>

--- a/references/Enterprise_Trading_Platform_Project_India.docx
+++ b/references/Enterprise_Trading_Platform_Project_India.docx
@@ -2489,7 +2489,7 @@
                 <w:sz w:val="20"/>
                 <w:szCs w:val="20"/>
               </w:rPr>
-              <w:t>Distinctive team feature</w:t>
+              <w:t>Four integrated platform features</w:t>
             </w:r>
           </w:p>
         </w:tc>
@@ -3450,7 +3450,7 @@
           <w:sz w:val="21"/>
           <w:szCs w:val="21"/>
         </w:rPr>
-        <w:t>A distinctive, team-selected capability integrated into the platform</w:t>
+        <w:t>Four extension modules integrated into the platform</w:t>
       </w:r>
     </w:p>
     <w:p>
@@ -4396,7 +4396,7 @@
                 <w:sz w:val="20"/>
                 <w:szCs w:val="20"/>
               </w:rPr>
-              <w:t>Distinctive platform capability</w:t>
+              <w:t>Four integrated platform capabilities</w:t>
             </w:r>
           </w:p>
         </w:tc>
